--- a/public/files/InsightGraphy_29기_지원서_양식.docx
+++ b/public/files/InsightGraphy_29기_지원서_양식.docx
@@ -19,6 +19,7 @@
           <w:lang w:eastAsia="ko-KR"/>
         </w:rPr>
       </w:pPr>
+      <w:proofErr w:type="spellStart"/>
       <w:r>
         <w:rPr>
           <w:rFonts w:ascii="나눔고딕" w:eastAsia="나눔고딕" w:hAnsi="나눔고딕" w:cs="나눔고딕"/>
@@ -28,7 +29,19 @@
           <w:szCs w:val="32"/>
           <w:lang w:eastAsia="ko-KR"/>
         </w:rPr>
-        <w:t>InsightGraphy 2</w:t>
+        <w:t>InsightGraphy</w:t>
+      </w:r>
+      <w:proofErr w:type="spellEnd"/>
+      <w:r>
+        <w:rPr>
+          <w:rFonts w:ascii="나눔고딕" w:eastAsia="나눔고딕" w:hAnsi="나눔고딕" w:cs="나눔고딕"/>
+          <w:b/>
+          <w:color w:val="000000"/>
+          <w:sz w:val="32"/>
+          <w:szCs w:val="32"/>
+          <w:lang w:eastAsia="ko-KR"/>
+        </w:rPr>
+        <w:t xml:space="preserve"> 2</w:t>
       </w:r>
       <w:r>
         <w:rPr>
@@ -39,7 +52,7 @@
           <w:szCs w:val="32"/>
           <w:lang w:eastAsia="ko-KR"/>
         </w:rPr>
-        <w:t>8</w:t>
+        <w:t>9</w:t>
       </w:r>
       <w:r>
         <w:rPr>
@@ -50,7 +63,31 @@
           <w:szCs w:val="32"/>
           <w:lang w:eastAsia="ko-KR"/>
         </w:rPr>
-        <w:t>기 리크루팅 지원서</w:t>
+        <w:t xml:space="preserve">기 </w:t>
+      </w:r>
+      <w:proofErr w:type="spellStart"/>
+      <w:r>
+        <w:rPr>
+          <w:rFonts w:ascii="나눔고딕" w:eastAsia="나눔고딕" w:hAnsi="나눔고딕" w:cs="나눔고딕"/>
+          <w:b/>
+          <w:color w:val="000000"/>
+          <w:sz w:val="32"/>
+          <w:szCs w:val="32"/>
+          <w:lang w:eastAsia="ko-KR"/>
+        </w:rPr>
+        <w:t>리크루팅</w:t>
+      </w:r>
+      <w:proofErr w:type="spellEnd"/>
+      <w:r>
+        <w:rPr>
+          <w:rFonts w:ascii="나눔고딕" w:eastAsia="나눔고딕" w:hAnsi="나눔고딕" w:cs="나눔고딕"/>
+          <w:b/>
+          <w:color w:val="000000"/>
+          <w:sz w:val="32"/>
+          <w:szCs w:val="32"/>
+          <w:lang w:eastAsia="ko-KR"/>
+        </w:rPr>
+        <w:t xml:space="preserve"> 지원서</w:t>
       </w:r>
     </w:p>
     <w:tbl>
@@ -224,12 +261,12 @@
             </w:r>
             <w:r>
               <w:rPr>
-                <w:rFonts w:ascii="나눔고딕" w:eastAsia="나눔고딕" w:hAnsi="나눔고딕" w:cs="나눔고딕"/>
+                <w:rFonts w:ascii="나눔고딕" w:eastAsia="나눔고딕" w:hAnsi="나눔고딕" w:cs="나눔고딕" w:hint="eastAsia"/>
                 <w:b/>
                 <w:color w:val="000000"/>
                 <w:lang w:eastAsia="ko-KR"/>
               </w:rPr>
-              <w:t>5</w:t>
+              <w:t>6</w:t>
             </w:r>
             <w:r>
               <w:rPr>
@@ -247,7 +284,7 @@
                 <w:color w:val="000000"/>
                 <w:lang w:eastAsia="ko-KR"/>
               </w:rPr>
-              <w:t>9</w:t>
+              <w:t>3</w:t>
             </w:r>
             <w:r>
               <w:rPr>
@@ -260,57 +297,57 @@
             </w:r>
             <w:r>
               <w:rPr>
-                <w:rFonts w:ascii="나눔고딕" w:eastAsia="나눔고딕" w:hAnsi="나눔고딕" w:cs="나눔고딕"/>
+                <w:rFonts w:ascii="나눔고딕" w:eastAsia="나눔고딕" w:hAnsi="나눔고딕" w:cs="나눔고딕" w:hint="eastAsia"/>
                 <w:b/>
                 <w:color w:val="000000"/>
                 <w:lang w:eastAsia="ko-KR"/>
               </w:rPr>
-              <w:t>1</w:t>
-            </w:r>
-            <w:r>
-              <w:rPr>
-                <w:rFonts w:ascii="나눔고딕" w:eastAsia="나눔고딕" w:hAnsi="나눔고딕" w:cs="나눔고딕" w:hint="eastAsia"/>
+              <w:t>11</w:t>
+            </w:r>
+            <w:r>
+              <w:rPr>
+                <w:rFonts w:ascii="나눔고딕" w:eastAsia="나눔고딕" w:hAnsi="나눔고딕" w:cs="나눔고딕"/>
                 <w:b/>
                 <w:color w:val="000000"/>
                 <w:lang w:eastAsia="ko-KR"/>
               </w:rPr>
+              <w:t>일 (</w:t>
+            </w:r>
+            <w:r>
+              <w:rPr>
+                <w:rFonts w:ascii="나눔고딕" w:eastAsia="나눔고딕" w:hAnsi="나눔고딕" w:cs="나눔고딕" w:hint="eastAsia"/>
+                <w:b/>
+                <w:color w:val="000000"/>
+                <w:lang w:eastAsia="ko-KR"/>
+              </w:rPr>
+              <w:t>수</w:t>
+            </w:r>
+            <w:r>
+              <w:rPr>
+                <w:rFonts w:ascii="나눔고딕" w:eastAsia="나눔고딕" w:hAnsi="나눔고딕" w:cs="나눔고딕"/>
+                <w:b/>
+                <w:color w:val="000000"/>
+                <w:lang w:eastAsia="ko-KR"/>
+              </w:rPr>
+              <w:t xml:space="preserve">) </w:t>
+            </w:r>
+            <w:r>
+              <w:rPr>
+                <w:rFonts w:ascii="나눔고딕" w:eastAsia="나눔고딕" w:hAnsi="나눔고딕" w:cs="나눔고딕" w:hint="eastAsia"/>
+                <w:b/>
+                <w:color w:val="000000"/>
+                <w:lang w:eastAsia="ko-KR"/>
+              </w:rPr>
+              <w:t>2</w:t>
+            </w:r>
+            <w:r>
+              <w:rPr>
+                <w:rFonts w:ascii="나눔고딕" w:eastAsia="나눔고딕" w:hAnsi="나눔고딕" w:cs="나눔고딕" w:hint="eastAsia"/>
+                <w:b/>
+                <w:color w:val="000000"/>
+                <w:lang w:eastAsia="ko-KR"/>
+              </w:rPr>
               <w:t>3</w:t>
-            </w:r>
-            <w:r>
-              <w:rPr>
-                <w:rFonts w:ascii="나눔고딕" w:eastAsia="나눔고딕" w:hAnsi="나눔고딕" w:cs="나눔고딕"/>
-                <w:b/>
-                <w:color w:val="000000"/>
-                <w:lang w:eastAsia="ko-KR"/>
-              </w:rPr>
-              <w:t>일 (</w:t>
-            </w:r>
-            <w:r>
-              <w:rPr>
-                <w:rFonts w:ascii="나눔고딕" w:eastAsia="나눔고딕" w:hAnsi="나눔고딕" w:cs="나눔고딕" w:hint="eastAsia"/>
-                <w:b/>
-                <w:color w:val="000000"/>
-                <w:lang w:eastAsia="ko-KR"/>
-              </w:rPr>
-              <w:t>토</w:t>
-            </w:r>
-            <w:r>
-              <w:rPr>
-                <w:rFonts w:ascii="나눔고딕" w:eastAsia="나눔고딕" w:hAnsi="나눔고딕" w:cs="나눔고딕"/>
-                <w:b/>
-                <w:color w:val="000000"/>
-                <w:lang w:eastAsia="ko-KR"/>
-              </w:rPr>
-              <w:t xml:space="preserve">) </w:t>
-            </w:r>
-            <w:r>
-              <w:rPr>
-                <w:rFonts w:ascii="나눔고딕" w:eastAsia="나눔고딕" w:hAnsi="나눔고딕" w:cs="나눔고딕" w:hint="eastAsia"/>
-                <w:b/>
-                <w:color w:val="000000"/>
-                <w:lang w:eastAsia="ko-KR"/>
-              </w:rPr>
-              <w:t>13</w:t>
             </w:r>
             <w:r>
               <w:rPr>
@@ -378,15 +415,15 @@
                 <w:color w:val="000000"/>
                 <w:lang w:eastAsia="ko-KR"/>
               </w:rPr>
-              <w:t xml:space="preserve">2. 서류 </w:t>
-            </w:r>
-            <w:r>
-              <w:rPr>
-                <w:rFonts w:ascii="나눔고딕" w:eastAsia="나눔고딕" w:hAnsi="나눔고딕" w:cs="나눔고딕" w:hint="eastAsia"/>
-                <w:color w:val="000000"/>
-                <w:lang w:eastAsia="ko-KR"/>
-              </w:rPr>
-              <w:t xml:space="preserve">추가 </w:t>
+              <w:t>2. 서류</w:t>
+            </w:r>
+            <w:r>
+              <w:rPr>
+                <w:rFonts w:ascii="나눔고딕" w:eastAsia="나눔고딕" w:hAnsi="나눔고딕" w:cs="나눔고딕" w:hint="eastAsia"/>
+                <w:color w:val="000000"/>
+                <w:lang w:eastAsia="ko-KR"/>
+              </w:rPr>
+              <w:t xml:space="preserve"> </w:t>
             </w:r>
             <w:r>
               <w:rPr>
@@ -407,12 +444,12 @@
             </w:r>
             <w:r>
               <w:rPr>
-                <w:rFonts w:ascii="나눔고딕" w:eastAsia="나눔고딕" w:hAnsi="나눔고딕" w:cs="나눔고딕"/>
+                <w:rFonts w:ascii="나눔고딕" w:eastAsia="나눔고딕" w:hAnsi="나눔고딕" w:cs="나눔고딕" w:hint="eastAsia"/>
                 <w:b/>
                 <w:color w:val="000000"/>
                 <w:lang w:eastAsia="ko-KR"/>
               </w:rPr>
-              <w:t>5</w:t>
+              <w:t>6</w:t>
             </w:r>
             <w:r>
               <w:rPr>
@@ -430,7 +467,7 @@
                 <w:color w:val="000000"/>
                 <w:lang w:eastAsia="ko-KR"/>
               </w:rPr>
-              <w:t>9</w:t>
+              <w:t>3</w:t>
             </w:r>
             <w:r>
               <w:rPr>
@@ -457,7 +494,7 @@
                 <w:color w:val="000000"/>
                 <w:lang w:eastAsia="ko-KR"/>
               </w:rPr>
-              <w:t>3</w:t>
+              <w:t>1</w:t>
             </w:r>
             <w:r>
               <w:rPr>
@@ -475,7 +512,7 @@
                 <w:color w:val="000000"/>
                 <w:lang w:eastAsia="ko-KR"/>
               </w:rPr>
-              <w:t>토</w:t>
+              <w:t>수</w:t>
             </w:r>
             <w:r>
               <w:rPr>
@@ -493,7 +530,7 @@
                 <w:color w:val="000000"/>
                 <w:lang w:eastAsia="ko-KR"/>
               </w:rPr>
-              <w:t>13</w:t>
+              <w:t>23</w:t>
             </w:r>
             <w:r>
               <w:rPr>
@@ -561,7 +598,7 @@
                 <w:color w:val="000000"/>
                 <w:lang w:eastAsia="ko-KR"/>
               </w:rPr>
-              <w:t>8</w:t>
+              <w:t>9</w:t>
             </w:r>
             <w:r>
               <w:rPr>
@@ -704,7 +741,7 @@
                 <w:color w:val="000000"/>
                 <w:lang w:eastAsia="ko-KR"/>
               </w:rPr>
-              <w:t>8</w:t>
+              <w:t>9</w:t>
             </w:r>
             <w:r>
               <w:rPr>
@@ -795,15 +832,47 @@
                 <w:color w:val="000000"/>
                 <w:lang w:eastAsia="ko-KR"/>
               </w:rPr>
-              <w:t>InsightGraphy_28기_지원서_고려대_</w:t>
-            </w:r>
-            <w:r>
-              <w:rPr>
-                <w:rFonts w:ascii="나눔고딕" w:eastAsia="나눔고딕" w:hAnsi="나눔고딕" w:cs="나눔고딕" w:hint="eastAsia"/>
-                <w:color w:val="000000"/>
-                <w:lang w:eastAsia="ko-KR"/>
-              </w:rPr>
-              <w:t>도헌</w:t>
+              <w:t>InsightGraphy_2</w:t>
+            </w:r>
+            <w:r>
+              <w:rPr>
+                <w:rFonts w:ascii="나눔고딕" w:eastAsia="나눔고딕" w:hAnsi="나눔고딕" w:cs="나눔고딕" w:hint="eastAsia"/>
+                <w:color w:val="000000"/>
+                <w:lang w:eastAsia="ko-KR"/>
+              </w:rPr>
+              <w:t>9</w:t>
+            </w:r>
+            <w:r>
+              <w:rPr>
+                <w:rFonts w:ascii="나눔고딕" w:eastAsia="나눔고딕" w:hAnsi="나눔고딕" w:cs="나눔고딕" w:hint="eastAsia"/>
+                <w:color w:val="000000"/>
+                <w:lang w:eastAsia="ko-KR"/>
+              </w:rPr>
+              <w:t>기_지원서_</w:t>
+            </w:r>
+            <w:r>
+              <w:rPr>
+                <w:rFonts w:ascii="나눔고딕" w:eastAsia="나눔고딕" w:hAnsi="나눔고딕" w:cs="나눔고딕" w:hint="eastAsia"/>
+                <w:color w:val="000000"/>
+                <w:lang w:eastAsia="ko-KR"/>
+              </w:rPr>
+              <w:t>OO대학교</w:t>
+            </w:r>
+            <w:r>
+              <w:rPr>
+                <w:rFonts w:ascii="나눔고딕" w:eastAsia="나눔고딕" w:hAnsi="나눔고딕" w:cs="나눔고딕" w:hint="eastAsia"/>
+                <w:color w:val="000000"/>
+                <w:lang w:eastAsia="ko-KR"/>
+              </w:rPr>
+              <w:t>_</w:t>
+            </w:r>
+            <w:r>
+              <w:rPr>
+                <w:rFonts w:ascii="나눔고딕" w:eastAsia="나눔고딕" w:hAnsi="나눔고딕" w:cs="나눔고딕" w:hint="eastAsia"/>
+                <w:color w:val="000000"/>
+                <w:lang w:eastAsia="ko-KR"/>
+              </w:rPr>
+              <w:t>홍길동</w:t>
             </w:r>
             <w:r>
               <w:rPr>
@@ -859,7 +928,7 @@
                 <w:color w:val="000000"/>
                 <w:lang w:eastAsia="ko-KR"/>
               </w:rPr>
-              <w:t>9</w:t>
+              <w:t>3</w:t>
             </w:r>
             <w:r>
               <w:rPr>
@@ -877,43 +946,43 @@
                 <w:color w:val="000000"/>
                 <w:lang w:eastAsia="ko-KR"/>
               </w:rPr>
+              <w:t>7</w:t>
+            </w:r>
+            <w:r>
+              <w:rPr>
+                <w:rFonts w:ascii="나눔고딕" w:eastAsia="나눔고딕" w:hAnsi="나눔고딕" w:cs="나눔고딕"/>
+                <w:b/>
+                <w:color w:val="000000"/>
+                <w:lang w:eastAsia="ko-KR"/>
+              </w:rPr>
+              <w:t>일 (</w:t>
+            </w:r>
+            <w:r>
+              <w:rPr>
+                <w:rFonts w:ascii="나눔고딕" w:eastAsia="나눔고딕" w:hAnsi="나눔고딕" w:cs="나눔고딕" w:hint="eastAsia"/>
+                <w:b/>
+                <w:color w:val="000000"/>
+                <w:lang w:eastAsia="ko-KR"/>
+              </w:rPr>
+              <w:t>화</w:t>
+            </w:r>
+            <w:r>
+              <w:rPr>
+                <w:rFonts w:ascii="나눔고딕" w:eastAsia="나눔고딕" w:hAnsi="나눔고딕" w:cs="나눔고딕"/>
+                <w:b/>
+                <w:color w:val="000000"/>
+                <w:lang w:eastAsia="ko-KR"/>
+              </w:rPr>
+              <w:t>) 1</w:t>
+            </w:r>
+            <w:r>
+              <w:rPr>
+                <w:rFonts w:ascii="나눔고딕" w:eastAsia="나눔고딕" w:hAnsi="나눔고딕" w:cs="나눔고딕" w:hint="eastAsia"/>
+                <w:b/>
+                <w:color w:val="000000"/>
+                <w:lang w:eastAsia="ko-KR"/>
+              </w:rPr>
               <w:t>6</w:t>
-            </w:r>
-            <w:r>
-              <w:rPr>
-                <w:rFonts w:ascii="나눔고딕" w:eastAsia="나눔고딕" w:hAnsi="나눔고딕" w:cs="나눔고딕"/>
-                <w:b/>
-                <w:color w:val="000000"/>
-                <w:lang w:eastAsia="ko-KR"/>
-              </w:rPr>
-              <w:t>일 (</w:t>
-            </w:r>
-            <w:r>
-              <w:rPr>
-                <w:rFonts w:ascii="나눔고딕" w:eastAsia="나눔고딕" w:hAnsi="나눔고딕" w:cs="나눔고딕" w:hint="eastAsia"/>
-                <w:b/>
-                <w:color w:val="000000"/>
-                <w:lang w:eastAsia="ko-KR"/>
-              </w:rPr>
-              <w:t>화</w:t>
-            </w:r>
-            <w:r>
-              <w:rPr>
-                <w:rFonts w:ascii="나눔고딕" w:eastAsia="나눔고딕" w:hAnsi="나눔고딕" w:cs="나눔고딕"/>
-                <w:b/>
-                <w:color w:val="000000"/>
-                <w:lang w:eastAsia="ko-KR"/>
-              </w:rPr>
-              <w:t>) 1</w:t>
-            </w:r>
-            <w:r>
-              <w:rPr>
-                <w:rFonts w:ascii="나눔고딕" w:eastAsia="나눔고딕" w:hAnsi="나눔고딕" w:cs="나눔고딕" w:hint="eastAsia"/>
-                <w:b/>
-                <w:color w:val="000000"/>
-                <w:lang w:eastAsia="ko-KR"/>
-              </w:rPr>
-              <w:t>4</w:t>
             </w:r>
             <w:r>
               <w:rPr>
@@ -980,7 +1049,7 @@
                 <w:color w:val="000000"/>
                 <w:lang w:eastAsia="ko-KR"/>
               </w:rPr>
-              <w:t>9</w:t>
+              <w:t>3</w:t>
             </w:r>
             <w:r>
               <w:rPr>
@@ -998,15 +1067,24 @@
                 <w:color w:val="000000"/>
                 <w:lang w:eastAsia="ko-KR"/>
               </w:rPr>
-              <w:t>22</w:t>
-            </w:r>
-            <w:r>
-              <w:rPr>
-                <w:rFonts w:ascii="나눔고딕" w:eastAsia="나눔고딕" w:hAnsi="나눔고딕" w:cs="나눔고딕"/>
+              <w:t>2</w:t>
+            </w:r>
+            <w:r>
+              <w:rPr>
+                <w:rFonts w:ascii="나눔고딕" w:eastAsia="나눔고딕" w:hAnsi="나눔고딕" w:cs="나눔고딕" w:hint="eastAsia"/>
                 <w:b/>
                 <w:color w:val="000000"/>
                 <w:lang w:eastAsia="ko-KR"/>
               </w:rPr>
+              <w:t>1</w:t>
+            </w:r>
+            <w:r>
+              <w:rPr>
+                <w:rFonts w:ascii="나눔고딕" w:eastAsia="나눔고딕" w:hAnsi="나눔고딕" w:cs="나눔고딕"/>
+                <w:b/>
+                <w:color w:val="000000"/>
+                <w:lang w:eastAsia="ko-KR"/>
+              </w:rPr>
               <w:t>일 (</w:t>
             </w:r>
             <w:r>
@@ -1016,7 +1094,7 @@
                 <w:color w:val="000000"/>
                 <w:lang w:eastAsia="ko-KR"/>
               </w:rPr>
-              <w:t>월</w:t>
+              <w:t>토</w:t>
             </w:r>
             <w:r>
               <w:rPr>
@@ -1034,7 +1112,7 @@
                 <w:color w:val="000000"/>
                 <w:lang w:eastAsia="ko-KR"/>
               </w:rPr>
-              <w:t>9</w:t>
+              <w:t>3</w:t>
             </w:r>
             <w:r>
               <w:rPr>
@@ -1076,13 +1154,32 @@
               </w:rPr>
               <w:t xml:space="preserve">4. </w:t>
             </w:r>
-            <w:r>
-              <w:rPr>
-                <w:rFonts w:ascii="나눔고딕" w:eastAsia="나눔고딕" w:hAnsi="나눔고딕" w:cs="나눔고딕"/>
-                <w:color w:val="000000"/>
-                <w:lang w:eastAsia="ko-KR"/>
-              </w:rPr>
-              <w:t>리크루팅에 관련된 문의사항은 InsightGra</w:t>
+            <w:proofErr w:type="spellStart"/>
+            <w:r>
+              <w:rPr>
+                <w:rFonts w:ascii="나눔고딕" w:eastAsia="나눔고딕" w:hAnsi="나눔고딕" w:cs="나눔고딕"/>
+                <w:color w:val="000000"/>
+                <w:lang w:eastAsia="ko-KR"/>
+              </w:rPr>
+              <w:t>리크루팅에</w:t>
+            </w:r>
+            <w:proofErr w:type="spellEnd"/>
+            <w:r>
+              <w:rPr>
+                <w:rFonts w:ascii="나눔고딕" w:eastAsia="나눔고딕" w:hAnsi="나눔고딕" w:cs="나눔고딕"/>
+                <w:color w:val="000000"/>
+                <w:lang w:eastAsia="ko-KR"/>
+              </w:rPr>
+              <w:t xml:space="preserve"> 관련된 문의사항은 </w:t>
+            </w:r>
+            <w:proofErr w:type="spellStart"/>
+            <w:r>
+              <w:rPr>
+                <w:rFonts w:ascii="나눔고딕" w:eastAsia="나눔고딕" w:hAnsi="나눔고딕" w:cs="나눔고딕"/>
+                <w:color w:val="000000"/>
+                <w:lang w:eastAsia="ko-KR"/>
+              </w:rPr>
+              <w:t>InsightGra</w:t>
             </w:r>
             <w:r>
               <w:rPr>
@@ -1098,7 +1195,16 @@
                 <w:color w:val="000000"/>
                 <w:lang w:eastAsia="ko-KR"/>
               </w:rPr>
-              <w:t>y 공식 인스타그램 계정(@insightgraphy_pt)</w:t>
+              <w:t>y</w:t>
+            </w:r>
+            <w:proofErr w:type="spellEnd"/>
+            <w:r>
+              <w:rPr>
+                <w:rFonts w:ascii="나눔고딕" w:eastAsia="나눔고딕" w:hAnsi="나눔고딕" w:cs="나눔고딕"/>
+                <w:color w:val="000000"/>
+                <w:lang w:eastAsia="ko-KR"/>
+              </w:rPr>
+              <w:t xml:space="preserve"> 공식 인스타그램 계정(@insightgraphy_pt)</w:t>
             </w:r>
             <w:r>
               <w:rPr>
@@ -1161,7 +1267,7 @@
                 <w:color w:val="000000"/>
                 <w:lang w:eastAsia="ko-KR"/>
               </w:rPr>
-              <w:t>인사부장</w:t>
+              <w:t>학회장</w:t>
             </w:r>
             <w:r>
               <w:rPr>
@@ -1177,7 +1283,7 @@
                 <w:color w:val="000000"/>
                 <w:lang w:eastAsia="ko-KR"/>
               </w:rPr>
-              <w:t>도헌</w:t>
+              <w:t>우제윤</w:t>
             </w:r>
             <w:r>
               <w:rPr>
@@ -1193,7 +1299,31 @@
                 <w:color w:val="000000"/>
                 <w:lang w:eastAsia="ko-KR"/>
               </w:rPr>
-              <w:t>010-3506-7339</w:t>
+              <w:t>010-</w:t>
+            </w:r>
+            <w:r>
+              <w:rPr>
+                <w:rFonts w:ascii="나눔고딕" w:eastAsia="나눔고딕" w:hAnsi="나눔고딕" w:cs="나눔고딕" w:hint="eastAsia"/>
+                <w:color w:val="000000"/>
+                <w:lang w:eastAsia="ko-KR"/>
+              </w:rPr>
+              <w:t>2128</w:t>
+            </w:r>
+            <w:r>
+              <w:rPr>
+                <w:rFonts w:ascii="나눔고딕" w:eastAsia="나눔고딕" w:hAnsi="나눔고딕" w:cs="나눔고딕"/>
+                <w:color w:val="000000"/>
+                <w:lang w:eastAsia="ko-KR"/>
+              </w:rPr>
+              <w:t>-</w:t>
+            </w:r>
+            <w:r>
+              <w:rPr>
+                <w:rFonts w:ascii="나눔고딕" w:eastAsia="나눔고딕" w:hAnsi="나눔고딕" w:cs="나눔고딕" w:hint="eastAsia"/>
+                <w:color w:val="000000"/>
+                <w:lang w:eastAsia="ko-KR"/>
+              </w:rPr>
+              <w:t>9847</w:t>
             </w:r>
             <w:r>
               <w:rPr>
@@ -1636,7 +1766,18 @@
                 <w:szCs w:val="22"/>
                 <w:lang w:eastAsia="ko-KR"/>
               </w:rPr>
-              <w:t>학회를 알게 된 경로: (</w:t>
+              <w:t xml:space="preserve">학회를 알게 된 경로: </w:t>
+            </w:r>
+            <w:proofErr w:type="gramStart"/>
+            <w:r>
+              <w:rPr>
+                <w:rFonts w:ascii="나눔고딕" w:eastAsia="나눔고딕" w:hAnsi="나눔고딕" w:cs="나눔고딕"/>
+                <w:color w:val="000000"/>
+                <w:sz w:val="22"/>
+                <w:szCs w:val="22"/>
+                <w:lang w:eastAsia="ko-KR"/>
+              </w:rPr>
+              <w:t>(</w:t>
             </w:r>
             <w:r>
               <w:rPr>
@@ -1645,8 +1786,39 @@
                 <w:sz w:val="22"/>
                 <w:lang w:eastAsia="ko-KR"/>
               </w:rPr>
-              <w:t xml:space="preserve">                     ) (</w:t>
-            </w:r>
+              <w:t xml:space="preserve">  </w:t>
+            </w:r>
+            <w:proofErr w:type="gramEnd"/>
+            <w:r>
+              <w:rPr>
+                <w:rFonts w:ascii="나눔고딕" w:eastAsia="나눔고딕" w:hAnsi="나눔고딕" w:cs="나눔바른고딕"/>
+                <w:color w:val="000000"/>
+                <w:sz w:val="22"/>
+                <w:lang w:eastAsia="ko-KR"/>
+              </w:rPr>
+              <w:t xml:space="preserve">                 </w:t>
+            </w:r>
+            <w:proofErr w:type="gramStart"/>
+            <w:r>
+              <w:rPr>
+                <w:rFonts w:ascii="나눔고딕" w:eastAsia="나눔고딕" w:hAnsi="나눔고딕" w:cs="나눔바른고딕"/>
+                <w:color w:val="000000"/>
+                <w:sz w:val="22"/>
+                <w:lang w:eastAsia="ko-KR"/>
+              </w:rPr>
+              <w:t xml:space="preserve">  )</w:t>
+            </w:r>
+            <w:proofErr w:type="gramEnd"/>
+            <w:r>
+              <w:rPr>
+                <w:rFonts w:ascii="나눔고딕" w:eastAsia="나눔고딕" w:hAnsi="나눔고딕" w:cs="나눔바른고딕"/>
+                <w:color w:val="000000"/>
+                <w:sz w:val="22"/>
+                <w:lang w:eastAsia="ko-KR"/>
+              </w:rPr>
+              <w:t xml:space="preserve"> (</w:t>
+            </w:r>
+            <w:proofErr w:type="gramStart"/>
             <w:r>
               <w:rPr>
                 <w:rFonts w:ascii="나눔고딕" w:eastAsia="나눔고딕" w:hAnsi="나눔고딕"/>
@@ -1663,8 +1835,19 @@
                 <w:sz w:val="22"/>
                 <w:lang w:eastAsia="ko-KR"/>
               </w:rPr>
-              <w:t xml:space="preserve"> :  </w:t>
-            </w:r>
+              <w:t xml:space="preserve"> :</w:t>
+            </w:r>
+            <w:proofErr w:type="gramEnd"/>
+            <w:r>
+              <w:rPr>
+                <w:rFonts w:ascii="나눔고딕" w:eastAsia="나눔고딕" w:hAnsi="나눔고딕" w:cs="나눔바른고딕"/>
+                <w:color w:val="000000"/>
+                <w:sz w:val="22"/>
+                <w:lang w:eastAsia="ko-KR"/>
+              </w:rPr>
+              <w:t xml:space="preserve">  </w:t>
+            </w:r>
+            <w:proofErr w:type="spellStart"/>
             <w:r>
               <w:rPr>
                 <w:rFonts w:ascii="나눔고딕" w:eastAsia="나눔고딕" w:hAnsi="나눔고딕" w:hint="eastAsia"/>
@@ -1672,7 +1855,17 @@
                 <w:sz w:val="22"/>
                 <w:lang w:eastAsia="ko-KR"/>
               </w:rPr>
-              <w:t>에브리타임 홍보게시판</w:t>
+              <w:t>에브리타임</w:t>
+            </w:r>
+            <w:proofErr w:type="spellEnd"/>
+            <w:r>
+              <w:rPr>
+                <w:rFonts w:ascii="나눔고딕" w:eastAsia="나눔고딕" w:hAnsi="나눔고딕" w:hint="eastAsia"/>
+                <w:color w:val="000000"/>
+                <w:sz w:val="22"/>
+                <w:lang w:eastAsia="ko-KR"/>
+              </w:rPr>
+              <w:t xml:space="preserve"> 홍보게시판</w:t>
             </w:r>
             <w:r>
               <w:rPr>
@@ -1848,12 +2041,13 @@
             </w:r>
             <w:r>
               <w:rPr>
-                <w:rFonts w:ascii="나눔고딕" w:eastAsia="나눔고딕" w:hAnsi="나눔고딕" w:cs="나눔고딕"/>
+                <w:rFonts w:ascii="나눔고딕" w:eastAsia="나눔고딕" w:hAnsi="나눔고딕" w:cs="나눔고딕" w:hint="eastAsia"/>
                 <w:color w:val="000000"/>
                 <w:sz w:val="22"/>
                 <w:szCs w:val="22"/>
-              </w:rPr>
-              <w:t>5</w:t>
+                <w:lang w:eastAsia="ko-KR"/>
+              </w:rPr>
+              <w:t>6</w:t>
             </w:r>
             <w:r>
               <w:rPr>
@@ -2802,7 +2996,20 @@
                       <w:szCs w:val="22"/>
                       <w:lang w:eastAsia="ko-KR"/>
                     </w:rPr>
-                    <w:t>자신에게 프레젠테이션이 중요하다고 생각하는 이유와 I</w:t>
+                    <w:t xml:space="preserve">자신에게 프레젠테이션이 중요하다고 생각하는 이유와 </w:t>
+                  </w:r>
+                  <w:proofErr w:type="spellStart"/>
+                  <w:r>
+                    <w:rPr>
+                      <w:rFonts w:ascii="나눔고딕" w:eastAsia="나눔고딕" w:hAnsi="나눔고딕" w:cs="나눔고딕"/>
+                      <w:b/>
+                      <w:bCs/>
+                      <w:color w:val="000000"/>
+                      <w:sz w:val="22"/>
+                      <w:szCs w:val="22"/>
+                      <w:lang w:eastAsia="ko-KR"/>
+                    </w:rPr>
+                    <w:t>I</w:t>
                   </w:r>
                   <w:r>
                     <w:rPr>
@@ -2840,6 +3047,7 @@
                     </w:rPr>
                     <w:t>raphy</w:t>
                   </w:r>
+                  <w:proofErr w:type="spellEnd"/>
                   <w:r>
                     <w:rPr>
                       <w:rFonts w:ascii="나눔고딕" w:eastAsia="나눔고딕" w:hAnsi="나눔고딕" w:cs="나눔고딕"/>
@@ -2906,7 +3114,7 @@
             </w:tr>
             <w:tr>
               <w:trPr>
-                <w:trHeight w:val="2371"/>
+                <w:trHeight w:val="1845"/>
               </w:trPr>
               <w:tc>
                 <w:tcPr>
@@ -3042,7 +3250,7 @@
             </w:tr>
             <w:tr>
               <w:trPr>
-                <w:trHeight w:val="2586"/>
+                <w:trHeight w:val="2308"/>
               </w:trPr>
               <w:tc>
                 <w:tcPr>
@@ -3083,7 +3291,6 @@
                     <w:rPr>
                       <w:rFonts w:ascii="나눔고딕" w:eastAsia="나눔고딕" w:hAnsi="나눔고딕" w:cs="나눔고딕"/>
                       <w:b/>
-                      <w:bCs/>
                       <w:color w:val="000000"/>
                       <w:sz w:val="22"/>
                       <w:szCs w:val="22"/>
@@ -3102,8 +3309,9 @@
                       <w:shd w:val="clear" w:color="auto" w:fill="BBDDD7"/>
                       <w:lang w:eastAsia="ko-KR"/>
                     </w:rPr>
-                    <w:t>3. 자신이 생각하는 좋은 프레젠테이션이란 무엇인가요? 프레젠테이션</w:t>
-                  </w:r>
+                    <w:t xml:space="preserve">3. </w:t>
+                  </w:r>
+                  <w:proofErr w:type="spellStart"/>
                   <w:r>
                     <w:rPr>
                       <w:rFonts w:ascii="나눔고딕" w:eastAsia="나눔고딕" w:hAnsi="나눔고딕" w:cs="나눔고딕" w:hint="eastAsia"/>
@@ -3115,7 +3323,77 @@
                       <w:shd w:val="clear" w:color="auto" w:fill="BBDDD7"/>
                       <w:lang w:eastAsia="ko-KR"/>
                     </w:rPr>
-                    <w:t>과</w:t>
+                    <w:t>InsightGraphy</w:t>
+                  </w:r>
+                  <w:proofErr w:type="spellEnd"/>
+                  <w:r>
+                    <w:rPr>
+                      <w:rFonts w:ascii="나눔고딕" w:eastAsia="나눔고딕" w:hAnsi="나눔고딕" w:cs="나눔고딕" w:hint="eastAsia"/>
+                      <w:b/>
+                      <w:bCs/>
+                      <w:color w:val="000000"/>
+                      <w:sz w:val="22"/>
+                      <w:szCs w:val="22"/>
+                      <w:shd w:val="clear" w:color="auto" w:fill="BBDDD7"/>
+                      <w:lang w:eastAsia="ko-KR"/>
+                    </w:rPr>
+                    <w:t xml:space="preserve">에서는 Insight, Graphic, Delivery라는 세 가지 핵심 가치를 성장의 목표로 삼 고 있습니다. 다음 세 가지 가치 중 무엇이 현재 자신에게 가장 부족하다고 생각하며, </w:t>
+                  </w:r>
+                  <w:proofErr w:type="spellStart"/>
+                  <w:r>
+                    <w:rPr>
+                      <w:rFonts w:ascii="나눔고딕" w:eastAsia="나눔고딕" w:hAnsi="나눔고딕" w:cs="나눔고딕" w:hint="eastAsia"/>
+                      <w:b/>
+                      <w:bCs/>
+                      <w:color w:val="000000"/>
+                      <w:sz w:val="22"/>
+                      <w:szCs w:val="22"/>
+                      <w:shd w:val="clear" w:color="auto" w:fill="BBDDD7"/>
+                      <w:lang w:eastAsia="ko-KR"/>
+                    </w:rPr>
+                    <w:t>InsightGraphy</w:t>
+                  </w:r>
+                  <w:proofErr w:type="spellEnd"/>
+                  <w:r>
+                    <w:rPr>
+                      <w:rFonts w:ascii="나눔고딕" w:eastAsia="나눔고딕" w:hAnsi="나눔고딕" w:cs="나눔고딕" w:hint="eastAsia"/>
+                      <w:b/>
+                      <w:bCs/>
+                      <w:color w:val="000000"/>
+                      <w:sz w:val="22"/>
+                      <w:szCs w:val="22"/>
+                      <w:shd w:val="clear" w:color="auto" w:fill="BBDDD7"/>
+                      <w:lang w:eastAsia="ko-KR"/>
+                    </w:rPr>
+                    <w:t xml:space="preserve"> 활동을 통해 어떤 역량을 어떻게 발전시키고 </w:t>
+                  </w:r>
+                  <w:proofErr w:type="spellStart"/>
+                  <w:r>
+                    <w:rPr>
+                      <w:rFonts w:ascii="나눔고딕" w:eastAsia="나눔고딕" w:hAnsi="나눔고딕" w:cs="나눔고딕" w:hint="eastAsia"/>
+                      <w:b/>
+                      <w:bCs/>
+                      <w:color w:val="000000"/>
+                      <w:sz w:val="22"/>
+                      <w:szCs w:val="22"/>
+                      <w:shd w:val="clear" w:color="auto" w:fill="BBDDD7"/>
+                      <w:lang w:eastAsia="ko-KR"/>
+                    </w:rPr>
+                    <w:t>싶은지</w:t>
+                  </w:r>
+                  <w:proofErr w:type="spellEnd"/>
+                  <w:r>
+                    <w:rPr>
+                      <w:rFonts w:ascii="나눔고딕" w:eastAsia="나눔고딕" w:hAnsi="나눔고딕" w:cs="나눔고딕" w:hint="eastAsia"/>
+                      <w:b/>
+                      <w:bCs/>
+                      <w:color w:val="000000"/>
+                      <w:sz w:val="22"/>
+                      <w:szCs w:val="22"/>
+                      <w:shd w:val="clear" w:color="auto" w:fill="BBDDD7"/>
+                      <w:lang w:eastAsia="ko-KR"/>
+                    </w:rPr>
+                    <w:t xml:space="preserve"> 서술해 주세요.</w:t>
                   </w:r>
                   <w:r>
                     <w:rPr>
@@ -3128,23 +3406,8 @@
                       <w:shd w:val="clear" w:color="auto" w:fill="BBDDD7"/>
                       <w:lang w:eastAsia="ko-KR"/>
                     </w:rPr>
-                    <w:t xml:space="preserve"> 관련된 자신의 경험과 </w:t>
-                  </w:r>
-                </w:p>
-                <w:p>
-                  <w:pPr>
-                    <w:spacing w:after="0" w:line="288" w:lineRule="auto"/>
-                    <w:ind w:left="207" w:hanging="207"/>
-                    <w:rPr>
-                      <w:rFonts w:ascii="나눔고딕" w:eastAsia="나눔고딕" w:hAnsi="나눔고딕" w:cs="나눔고딕"/>
-                      <w:b/>
-                      <w:color w:val="000000"/>
-                      <w:sz w:val="22"/>
-                      <w:szCs w:val="22"/>
-                      <w:shd w:val="clear" w:color="auto" w:fill="BBDDD7"/>
-                      <w:lang w:eastAsia="ko-KR"/>
-                    </w:rPr>
-                  </w:pPr>
+                    <w:t xml:space="preserve"> (공백 포함 </w:t>
+                  </w:r>
                   <w:r>
                     <w:rPr>
                       <w:rFonts w:ascii="나눔고딕" w:eastAsia="나눔고딕" w:hAnsi="나눔고딕" w:cs="나눔고딕" w:hint="eastAsia"/>
@@ -3156,7 +3419,7 @@
                       <w:shd w:val="clear" w:color="auto" w:fill="BBDDD7"/>
                       <w:lang w:eastAsia="ko-KR"/>
                     </w:rPr>
-                    <w:t>연결</w:t>
+                    <w:t>7</w:t>
                   </w:r>
                   <w:r>
                     <w:rPr>
@@ -3169,40 +3432,14 @@
                       <w:shd w:val="clear" w:color="auto" w:fill="BBDDD7"/>
                       <w:lang w:eastAsia="ko-KR"/>
                     </w:rPr>
-                    <w:t xml:space="preserve"> 지어 서술해</w:t>
-                  </w:r>
-                  <w:r>
-                    <w:rPr>
-                      <w:rFonts w:ascii="나눔고딕" w:eastAsia="나눔고딕" w:hAnsi="나눔고딕" w:cs="나눔고딕" w:hint="eastAsia"/>
-                      <w:b/>
-                      <w:bCs/>
-                      <w:color w:val="000000"/>
-                      <w:sz w:val="22"/>
-                      <w:szCs w:val="22"/>
-                      <w:shd w:val="clear" w:color="auto" w:fill="BBDDD7"/>
-                      <w:lang w:eastAsia="ko-KR"/>
-                    </w:rPr>
-                    <w:t xml:space="preserve"> </w:t>
-                  </w:r>
-                  <w:r>
-                    <w:rPr>
-                      <w:rFonts w:ascii="나눔고딕" w:eastAsia="나눔고딕" w:hAnsi="나눔고딕" w:cs="나눔고딕"/>
-                      <w:b/>
-                      <w:bCs/>
-                      <w:color w:val="000000"/>
-                      <w:sz w:val="22"/>
-                      <w:szCs w:val="22"/>
-                      <w:shd w:val="clear" w:color="auto" w:fill="BBDDD7"/>
-                      <w:lang w:eastAsia="ko-KR"/>
-                    </w:rPr>
-                    <w:t>주세요. (공백 포함 500자 내외)</w:t>
+                    <w:t>00자 내외)</w:t>
                   </w:r>
                 </w:p>
               </w:tc>
             </w:tr>
             <w:tr>
               <w:trPr>
-                <w:trHeight w:val="2912"/>
+                <w:trHeight w:val="2512"/>
               </w:trPr>
               <w:tc>
                 <w:tcPr>
@@ -3217,7 +3454,7 @@
                   <w:pPr>
                     <w:spacing w:after="0" w:line="288" w:lineRule="auto"/>
                     <w:rPr>
-                      <w:rFonts w:ascii="나눔고딕" w:eastAsia="나눔고딕" w:hAnsi="나눔고딕" w:cs="나눔고딕"/>
+                      <w:rFonts w:ascii="나눔고딕" w:eastAsia="나눔고딕" w:hAnsi="나눔고딕" w:cs="나눔고딕" w:hint="eastAsia"/>
                       <w:color w:val="000000"/>
                       <w:lang w:eastAsia="ko-KR"/>
                     </w:rPr>
@@ -3270,7 +3507,20 @@
                       <w:szCs w:val="22"/>
                       <w:lang w:eastAsia="ko-KR"/>
                     </w:rPr>
-                    <w:t>자신이 I</w:t>
+                    <w:t xml:space="preserve">자신이 </w:t>
+                  </w:r>
+                  <w:proofErr w:type="spellStart"/>
+                  <w:r>
+                    <w:rPr>
+                      <w:rFonts w:ascii="나눔고딕" w:eastAsia="나눔고딕" w:hAnsi="나눔고딕" w:cs="나눔고딕"/>
+                      <w:b/>
+                      <w:bCs/>
+                      <w:color w:val="000000"/>
+                      <w:sz w:val="22"/>
+                      <w:szCs w:val="22"/>
+                      <w:lang w:eastAsia="ko-KR"/>
+                    </w:rPr>
+                    <w:t>I</w:t>
                   </w:r>
                   <w:r>
                     <w:rPr>
@@ -3284,6 +3534,7 @@
                     </w:rPr>
                     <w:t>nsightGraphy</w:t>
                   </w:r>
+                  <w:proofErr w:type="spellEnd"/>
                   <w:r>
                     <w:rPr>
                       <w:rFonts w:ascii="나눔고딕" w:eastAsia="나눔고딕" w:hAnsi="나눔고딕" w:cs="나눔고딕"/>
@@ -3439,6 +3690,7 @@
                       <w:lang w:eastAsia="ko-KR"/>
                     </w:rPr>
                   </w:pPr>
+                  <w:proofErr w:type="spellStart"/>
                   <w:r>
                     <w:rPr>
                       <w:rFonts w:ascii="나눔고딕" w:eastAsia="나눔고딕" w:hAnsi="나눔고딕" w:cs="나눔고딕" w:hint="eastAsia"/>
@@ -3455,6 +3707,7 @@
                     </w:rPr>
                     <w:t>nsightGraphy</w:t>
                   </w:r>
+                  <w:proofErr w:type="spellEnd"/>
                   <w:r>
                     <w:rPr>
                       <w:rFonts w:ascii="나눔고딕" w:eastAsia="나눔고딕" w:hAnsi="나눔고딕" w:cs="나눔고딕" w:hint="eastAsia"/>
@@ -3618,7 +3871,7 @@
                       <w:b/>
                       <w:lang w:eastAsia="ko-KR"/>
                     </w:rPr>
-                    <w:t>8</w:t>
+                    <w:t>9</w:t>
                   </w:r>
                   <w:r>
                     <w:rPr>
@@ -3642,7 +3895,16 @@
                       <w:b/>
                       <w:lang w:eastAsia="ko-KR"/>
                     </w:rPr>
-                    <w:t>_이름]</w:t>
+                    <w:t>_이름</w:t>
+                  </w:r>
+                  <w:proofErr w:type="gramStart"/>
+                  <w:r>
+                    <w:rPr>
+                      <w:rFonts w:ascii="나눔고딕" w:eastAsia="나눔고딕" w:hAnsi="나눔고딕" w:cs="나눔고딕"/>
+                      <w:b/>
+                      <w:lang w:eastAsia="ko-KR"/>
+                    </w:rPr>
+                    <w:t>]</w:t>
                   </w:r>
                   <w:r>
                     <w:rPr>
@@ -3659,7 +3921,17 @@
                       <w:color w:val="767171"/>
                       <w:lang w:eastAsia="ko-KR"/>
                     </w:rPr>
-                    <w:t xml:space="preserve">, </w:t>
+                    <w:t>,</w:t>
+                  </w:r>
+                  <w:proofErr w:type="gramEnd"/>
+                  <w:r>
+                    <w:rPr>
+                      <w:rFonts w:ascii="나눔고딕" w:eastAsia="나눔고딕" w:hAnsi="나눔고딕" w:cs="나눔고딕"/>
+                      <w:b/>
+                      <w:color w:val="767171"/>
+                      <w:lang w:eastAsia="ko-KR"/>
+                    </w:rPr>
+                    <w:t xml:space="preserve"> </w:t>
                   </w:r>
                 </w:p>
                 <w:p>
@@ -3772,6 +4044,7 @@
                     </w:rPr>
                     <w:t>옵션</w:t>
                   </w:r>
+                  <w:proofErr w:type="gramStart"/>
                   <w:r>
                     <w:rPr>
                       <w:rFonts w:ascii="나눔고딕" w:eastAsia="나눔고딕" w:hAnsi="나눔고딕" w:cs="나눔고딕"/>
@@ -3788,7 +4061,17 @@
                       <w:color w:val="000000" w:themeColor="text1"/>
                       <w:lang w:eastAsia="ko-KR"/>
                     </w:rPr>
-                    <w:t xml:space="preserve"> &gt; </w:t>
+                    <w:t xml:space="preserve"> &gt;</w:t>
+                  </w:r>
+                  <w:proofErr w:type="gramEnd"/>
+                  <w:r>
+                    <w:rPr>
+                      <w:rFonts w:ascii="나눔고딕" w:eastAsia="나눔고딕" w:hAnsi="나눔고딕" w:cs="나눔고딕" w:hint="eastAsia"/>
+                      <w:b/>
+                      <w:color w:val="000000" w:themeColor="text1"/>
+                      <w:lang w:eastAsia="ko-KR"/>
+                    </w:rPr>
+                    <w:t xml:space="preserve"> </w:t>
                   </w:r>
                   <w:r>
                     <w:rPr>
@@ -3808,6 +4091,7 @@
                     </w:rPr>
                     <w:t>저장</w:t>
                   </w:r>
+                  <w:proofErr w:type="gramStart"/>
                   <w:r>
                     <w:rPr>
                       <w:rFonts w:ascii="나눔고딕" w:eastAsia="나눔고딕" w:hAnsi="나눔고딕" w:cs="나눔고딕"/>
@@ -3824,7 +4108,17 @@
                       <w:color w:val="000000" w:themeColor="text1"/>
                       <w:lang w:eastAsia="ko-KR"/>
                     </w:rPr>
-                    <w:t xml:space="preserve"> &gt; </w:t>
+                    <w:t xml:space="preserve"> &gt;</w:t>
+                  </w:r>
+                  <w:proofErr w:type="gramEnd"/>
+                  <w:r>
+                    <w:rPr>
+                      <w:rFonts w:ascii="나눔고딕" w:eastAsia="나눔고딕" w:hAnsi="나눔고딕" w:cs="나눔고딕" w:hint="eastAsia"/>
+                      <w:b/>
+                      <w:color w:val="000000" w:themeColor="text1"/>
+                      <w:lang w:eastAsia="ko-KR"/>
+                    </w:rPr>
+                    <w:t xml:space="preserve"> </w:t>
                   </w:r>
                   <w:r>
                     <w:rPr>
@@ -3909,8 +4203,25 @@
                       <w:color w:val="000000"/>
                       <w:lang w:eastAsia="ko-KR"/>
                     </w:rPr>
-                    <w:lastRenderedPageBreak/>
-                    <w:t xml:space="preserve">※지원서는 학회원 선발 이외의 용도로는 일체 사용되지 않으며, </w:t>
+                    <w:t xml:space="preserve">※지원서는 </w:t>
+                  </w:r>
+                  <w:proofErr w:type="spellStart"/>
+                  <w:r>
+                    <w:rPr>
+                      <w:rFonts w:ascii="나눔고딕" w:eastAsia="나눔고딕" w:hAnsi="나눔고딕" w:cs="나눔고딕"/>
+                      <w:color w:val="000000"/>
+                      <w:lang w:eastAsia="ko-KR"/>
+                    </w:rPr>
+                    <w:t>학회원</w:t>
+                  </w:r>
+                  <w:proofErr w:type="spellEnd"/>
+                  <w:r>
+                    <w:rPr>
+                      <w:rFonts w:ascii="나눔고딕" w:eastAsia="나눔고딕" w:hAnsi="나눔고딕" w:cs="나눔고딕"/>
+                      <w:color w:val="000000"/>
+                      <w:lang w:eastAsia="ko-KR"/>
+                    </w:rPr>
+                    <w:t xml:space="preserve"> 선발 이외의 용도로는 일체 사용되지 않으며, </w:t>
                   </w:r>
                 </w:p>
                 <w:p>
@@ -3947,6 +4258,7 @@
                       <w:color w:val="000000"/>
                       <w:lang w:eastAsia="ko-KR"/>
                     </w:rPr>
+                    <w:lastRenderedPageBreak/>
                     <w:t>※지원서는 온라인 공간에 일절 게시되지 않으며, 학회 심사위원 외에는 열람을 금지합니다.</w:t>
                   </w:r>
                 </w:p>
@@ -3981,7 +4293,25 @@
                       <w:color w:val="000000"/>
                       <w:lang w:eastAsia="ko-KR"/>
                     </w:rPr>
-                    <w:t>지원서 기반 문항과 InsightGraphy에서 준비한 공통 문항으로 진행할 예정입니다.</w:t>
+                    <w:t xml:space="preserve">지원서 기반 문항과 </w:t>
+                  </w:r>
+                  <w:proofErr w:type="spellStart"/>
+                  <w:r>
+                    <w:rPr>
+                      <w:rFonts w:ascii="나눔고딕" w:eastAsia="나눔고딕" w:hAnsi="나눔고딕" w:cs="나눔고딕"/>
+                      <w:color w:val="000000"/>
+                      <w:lang w:eastAsia="ko-KR"/>
+                    </w:rPr>
+                    <w:t>InsightGraphy</w:t>
+                  </w:r>
+                  <w:proofErr w:type="spellEnd"/>
+                  <w:r>
+                    <w:rPr>
+                      <w:rFonts w:ascii="나눔고딕" w:eastAsia="나눔고딕" w:hAnsi="나눔고딕" w:cs="나눔고딕"/>
+                      <w:color w:val="000000"/>
+                      <w:lang w:eastAsia="ko-KR"/>
+                    </w:rPr>
+                    <w:t>에서 준비한 공통 문항으로 진행할 예정입니다.</w:t>
                   </w:r>
                 </w:p>
                 <w:p>
@@ -3998,7 +4328,25 @@
                       <w:color w:val="000000"/>
                       <w:lang w:eastAsia="ko-KR"/>
                     </w:rPr>
-                    <w:t>※InsightGraphy에 관심을 가지고 지원해</w:t>
+                    <w:t>※</w:t>
+                  </w:r>
+                  <w:proofErr w:type="spellStart"/>
+                  <w:r>
+                    <w:rPr>
+                      <w:rFonts w:ascii="나눔고딕" w:eastAsia="나눔고딕" w:hAnsi="나눔고딕" w:cs="나눔고딕"/>
+                      <w:color w:val="000000"/>
+                      <w:lang w:eastAsia="ko-KR"/>
+                    </w:rPr>
+                    <w:t>InsightGraphy</w:t>
+                  </w:r>
+                  <w:proofErr w:type="spellEnd"/>
+                  <w:r>
+                    <w:rPr>
+                      <w:rFonts w:ascii="나눔고딕" w:eastAsia="나눔고딕" w:hAnsi="나눔고딕" w:cs="나눔고딕"/>
+                      <w:color w:val="000000"/>
+                      <w:lang w:eastAsia="ko-KR"/>
+                    </w:rPr>
+                    <w:t>에 관심을 가지고 지원해</w:t>
                   </w:r>
                   <w:r>
                     <w:rPr>
@@ -4128,7 +4476,7 @@
                 <w:color w:val="000000"/>
                 <w:lang w:eastAsia="ko-KR"/>
               </w:rPr>
-              <w:t>9</w:t>
+              <w:t>3</w:t>
             </w:r>
             <w:r>
               <w:rPr>
@@ -4146,7 +4494,7 @@
                 <w:color w:val="000000"/>
                 <w:lang w:eastAsia="ko-KR"/>
               </w:rPr>
-              <w:t>2</w:t>
+              <w:t>3</w:t>
             </w:r>
             <w:r>
               <w:rPr>
@@ -4200,7 +4548,7 @@
                 <w:color w:val="000000"/>
                 <w:lang w:eastAsia="ko-KR"/>
               </w:rPr>
-              <w:t>3</w:t>
+              <w:t>4</w:t>
             </w:r>
             <w:r>
               <w:rPr>
@@ -4218,7 +4566,25 @@
                 <w:color w:val="000000"/>
                 <w:lang w:eastAsia="ko-KR"/>
               </w:rPr>
-              <w:t>, 14(일)</w:t>
+              <w:t>, 1</w:t>
+            </w:r>
+            <w:r>
+              <w:rPr>
+                <w:rFonts w:ascii="나눔고딕" w:eastAsia="나눔고딕" w:hAnsi="나눔고딕" w:cs="나눔고딕" w:hint="eastAsia"/>
+                <w:b/>
+                <w:color w:val="000000"/>
+                <w:lang w:eastAsia="ko-KR"/>
+              </w:rPr>
+              <w:t>5일</w:t>
+            </w:r>
+            <w:r>
+              <w:rPr>
+                <w:rFonts w:ascii="나눔고딕" w:eastAsia="나눔고딕" w:hAnsi="나눔고딕" w:cs="나눔고딕" w:hint="eastAsia"/>
+                <w:b/>
+                <w:color w:val="000000"/>
+                <w:lang w:eastAsia="ko-KR"/>
+              </w:rPr>
+              <w:t>(일)</w:t>
             </w:r>
             <w:r>
               <w:rPr>
@@ -4342,11 +4708,19 @@
             </w:pPr>
             <w:r>
               <w:rPr>
-                <w:rFonts w:ascii="나눔고딕" w:eastAsia="나눔고딕" w:hAnsi="나눔고딕" w:cs="나눔고딕"/>
-                <w:color w:val="000000"/>
-                <w:lang w:eastAsia="ko-KR"/>
-              </w:rPr>
-              <w:t>합격 여부는 문자로 개별 통보 예정이며, 면접 시작 최소 10분 전까지 면접 장소로 도착해</w:t>
+                <w:rFonts w:ascii="나눔고딕" w:eastAsia="나눔고딕" w:hAnsi="나눔고딕" w:cs="나눔고딕" w:hint="eastAsia"/>
+                <w:color w:val="000000"/>
+                <w:lang w:eastAsia="ko-KR"/>
+              </w:rPr>
+              <w:t xml:space="preserve">원활한 면접 진행을 위해 </w:t>
+            </w:r>
+            <w:r>
+              <w:rPr>
+                <w:rFonts w:ascii="나눔고딕" w:eastAsia="나눔고딕" w:hAnsi="나눔고딕" w:cs="나눔고딕"/>
+                <w:color w:val="000000"/>
+                <w:lang w:eastAsia="ko-KR"/>
+              </w:rPr>
+              <w:t>면접 시작 최소 10분 전까지 면접 장소로 도착해</w:t>
             </w:r>
             <w:r>
               <w:rPr>
@@ -4389,7 +4763,7 @@
                 <w:color w:val="000000"/>
                 <w:lang w:eastAsia="ko-KR"/>
               </w:rPr>
-              <w:t>인사부장</w:t>
+              <w:t>학회장</w:t>
             </w:r>
             <w:r>
               <w:rPr>
@@ -4405,7 +4779,7 @@
                 <w:color w:val="000000"/>
                 <w:lang w:eastAsia="ko-KR"/>
               </w:rPr>
-              <w:t>도헌</w:t>
+              <w:t>우제윤</w:t>
             </w:r>
             <w:r>
               <w:rPr>
@@ -4421,7 +4795,31 @@
                 <w:color w:val="000000"/>
                 <w:lang w:eastAsia="ko-KR"/>
               </w:rPr>
-              <w:t>010-3506-7339</w:t>
+              <w:t>010-</w:t>
+            </w:r>
+            <w:r>
+              <w:rPr>
+                <w:rFonts w:ascii="나눔고딕" w:eastAsia="나눔고딕" w:hAnsi="나눔고딕" w:cs="나눔고딕" w:hint="eastAsia"/>
+                <w:color w:val="000000"/>
+                <w:lang w:eastAsia="ko-KR"/>
+              </w:rPr>
+              <w:t>2128</w:t>
+            </w:r>
+            <w:r>
+              <w:rPr>
+                <w:rFonts w:ascii="나눔고딕" w:eastAsia="나눔고딕" w:hAnsi="나눔고딕" w:cs="나눔고딕"/>
+                <w:color w:val="000000"/>
+                <w:lang w:eastAsia="ko-KR"/>
+              </w:rPr>
+              <w:t>-</w:t>
+            </w:r>
+            <w:r>
+              <w:rPr>
+                <w:rFonts w:ascii="나눔고딕" w:eastAsia="나눔고딕" w:hAnsi="나눔고딕" w:cs="나눔고딕" w:hint="eastAsia"/>
+                <w:color w:val="000000"/>
+                <w:lang w:eastAsia="ko-KR"/>
+              </w:rPr>
+              <w:t>9847</w:t>
             </w:r>
             <w:r>
               <w:rPr>
@@ -4480,7 +4878,7 @@
                 <w:szCs w:val="22"/>
                 <w:lang w:eastAsia="ko-KR"/>
               </w:rPr>
-              <w:t>9</w:t>
+              <w:t>3</w:t>
             </w:r>
             <w:r>
               <w:rPr>
@@ -4501,7 +4899,7 @@
                 <w:szCs w:val="22"/>
                 <w:lang w:eastAsia="ko-KR"/>
               </w:rPr>
-              <w:t>2</w:t>
+              <w:t>3</w:t>
             </w:r>
             <w:r>
               <w:rPr>
@@ -4513,6 +4911,298 @@
               </w:rPr>
               <w:t>일 (금)</w:t>
             </w:r>
+          </w:p>
+        </w:tc>
+      </w:tr>
+      <w:tr>
+        <w:tc>
+          <w:tcPr>
+            <w:tcW w:w="2260" w:type="dxa"/>
+            <w:tcMar>
+              <w:left w:w="0" w:type="dxa"/>
+              <w:right w:w="0" w:type="dxa"/>
+            </w:tcMar>
+            <w:vAlign w:val="center"/>
+          </w:tcPr>
+          <w:p>
+            <w:pPr>
+              <w:spacing w:after="0" w:line="288" w:lineRule="auto"/>
+              <w:jc w:val="center"/>
+              <w:rPr>
+                <w:rFonts w:ascii="나눔고딕" w:eastAsia="나눔고딕" w:hAnsi="나눔고딕" w:cs="나눔고딕"/>
+                <w:color w:val="000000"/>
+              </w:rPr>
+            </w:pPr>
+            <w:r>
+              <w:rPr>
+                <w:rFonts w:ascii="나눔고딕" w:eastAsia="나눔고딕" w:hAnsi="나눔고딕" w:cs="나눔고딕"/>
+              </w:rPr>
+              <w:t>1</w:t>
+            </w:r>
+            <w:r>
+              <w:rPr>
+                <w:rFonts w:ascii="나눔고딕" w:eastAsia="나눔고딕" w:hAnsi="나눔고딕" w:cs="나눔고딕" w:hint="eastAsia"/>
+                <w:lang w:eastAsia="ko-KR"/>
+              </w:rPr>
+              <w:t>6</w:t>
+            </w:r>
+            <w:r>
+              <w:rPr>
+                <w:rFonts w:ascii="나눔고딕" w:eastAsia="나눔고딕" w:hAnsi="나눔고딕" w:cs="나눔고딕"/>
+              </w:rPr>
+              <w:t>:00 ~ 1</w:t>
+            </w:r>
+            <w:r>
+              <w:rPr>
+                <w:rFonts w:ascii="나눔고딕" w:eastAsia="나눔고딕" w:hAnsi="나눔고딕" w:cs="나눔고딕" w:hint="eastAsia"/>
+                <w:lang w:eastAsia="ko-KR"/>
+              </w:rPr>
+              <w:t>6</w:t>
+            </w:r>
+            <w:r>
+              <w:rPr>
+                <w:rFonts w:ascii="나눔고딕" w:eastAsia="나눔고딕" w:hAnsi="나눔고딕" w:cs="나눔고딕"/>
+              </w:rPr>
+              <w:t>:30</w:t>
+            </w:r>
+          </w:p>
+        </w:tc>
+        <w:tc>
+          <w:tcPr>
+            <w:tcW w:w="2257" w:type="dxa"/>
+            <w:tcMar>
+              <w:left w:w="0" w:type="dxa"/>
+              <w:right w:w="0" w:type="dxa"/>
+            </w:tcMar>
+            <w:vAlign w:val="center"/>
+          </w:tcPr>
+          <w:p>
+            <w:pPr>
+              <w:spacing w:after="0" w:line="288" w:lineRule="auto"/>
+              <w:jc w:val="center"/>
+              <w:rPr>
+                <w:rFonts w:ascii="나눔고딕" w:eastAsia="나눔고딕" w:hAnsi="나눔고딕" w:cs="나눔고딕"/>
+                <w:color w:val="000000"/>
+              </w:rPr>
+            </w:pPr>
+            <w:r>
+              <w:rPr>
+                <w:rFonts w:ascii="나눔고딕" w:eastAsia="나눔고딕" w:hAnsi="나눔고딕" w:cs="나눔고딕"/>
+              </w:rPr>
+              <w:t>1</w:t>
+            </w:r>
+            <w:r>
+              <w:rPr>
+                <w:rFonts w:ascii="나눔고딕" w:eastAsia="나눔고딕" w:hAnsi="나눔고딕" w:cs="나눔고딕" w:hint="eastAsia"/>
+                <w:lang w:eastAsia="ko-KR"/>
+              </w:rPr>
+              <w:t>6</w:t>
+            </w:r>
+            <w:r>
+              <w:rPr>
+                <w:rFonts w:ascii="나눔고딕" w:eastAsia="나눔고딕" w:hAnsi="나눔고딕" w:cs="나눔고딕"/>
+              </w:rPr>
+              <w:t>:30 ~ 1</w:t>
+            </w:r>
+            <w:r>
+              <w:rPr>
+                <w:rFonts w:ascii="나눔고딕" w:eastAsia="나눔고딕" w:hAnsi="나눔고딕" w:cs="나눔고딕" w:hint="eastAsia"/>
+                <w:lang w:eastAsia="ko-KR"/>
+              </w:rPr>
+              <w:t>7</w:t>
+            </w:r>
+            <w:r>
+              <w:rPr>
+                <w:rFonts w:ascii="나눔고딕" w:eastAsia="나눔고딕" w:hAnsi="나눔고딕" w:cs="나눔고딕"/>
+              </w:rPr>
+              <w:t>:00</w:t>
+            </w:r>
+          </w:p>
+        </w:tc>
+        <w:tc>
+          <w:tcPr>
+            <w:tcW w:w="2257" w:type="dxa"/>
+            <w:tcMar>
+              <w:left w:w="0" w:type="dxa"/>
+              <w:right w:w="0" w:type="dxa"/>
+            </w:tcMar>
+            <w:vAlign w:val="center"/>
+          </w:tcPr>
+          <w:p>
+            <w:pPr>
+              <w:spacing w:after="0" w:line="288" w:lineRule="auto"/>
+              <w:jc w:val="center"/>
+              <w:rPr>
+                <w:rFonts w:ascii="나눔고딕" w:eastAsia="나눔고딕" w:hAnsi="나눔고딕" w:cs="나눔고딕"/>
+                <w:color w:val="000000"/>
+              </w:rPr>
+            </w:pPr>
+            <w:r>
+              <w:rPr>
+                <w:rFonts w:ascii="나눔고딕" w:eastAsia="나눔고딕" w:hAnsi="나눔고딕" w:cs="나눔고딕"/>
+              </w:rPr>
+              <w:t>1</w:t>
+            </w:r>
+            <w:r>
+              <w:rPr>
+                <w:rFonts w:ascii="나눔고딕" w:eastAsia="나눔고딕" w:hAnsi="나눔고딕" w:cs="나눔고딕" w:hint="eastAsia"/>
+                <w:lang w:eastAsia="ko-KR"/>
+              </w:rPr>
+              <w:t>7</w:t>
+            </w:r>
+            <w:r>
+              <w:rPr>
+                <w:rFonts w:ascii="나눔고딕" w:eastAsia="나눔고딕" w:hAnsi="나눔고딕" w:cs="나눔고딕"/>
+              </w:rPr>
+              <w:t>:00 ~ 1</w:t>
+            </w:r>
+            <w:r>
+              <w:rPr>
+                <w:rFonts w:ascii="나눔고딕" w:eastAsia="나눔고딕" w:hAnsi="나눔고딕" w:cs="나눔고딕" w:hint="eastAsia"/>
+                <w:lang w:eastAsia="ko-KR"/>
+              </w:rPr>
+              <w:t>7</w:t>
+            </w:r>
+            <w:r>
+              <w:rPr>
+                <w:rFonts w:ascii="나눔고딕" w:eastAsia="나눔고딕" w:hAnsi="나눔고딕" w:cs="나눔고딕"/>
+              </w:rPr>
+              <w:t>:30</w:t>
+            </w:r>
+          </w:p>
+        </w:tc>
+        <w:tc>
+          <w:tcPr>
+            <w:tcW w:w="2257" w:type="dxa"/>
+            <w:tcMar>
+              <w:left w:w="0" w:type="dxa"/>
+              <w:right w:w="0" w:type="dxa"/>
+            </w:tcMar>
+            <w:vAlign w:val="center"/>
+          </w:tcPr>
+          <w:p>
+            <w:pPr>
+              <w:spacing w:after="0" w:line="288" w:lineRule="auto"/>
+              <w:jc w:val="center"/>
+              <w:rPr>
+                <w:rFonts w:ascii="나눔고딕" w:eastAsia="나눔고딕" w:hAnsi="나눔고딕" w:cs="나눔고딕"/>
+                <w:color w:val="000000"/>
+              </w:rPr>
+            </w:pPr>
+            <w:r>
+              <w:rPr>
+                <w:rFonts w:ascii="나눔고딕" w:eastAsia="나눔고딕" w:hAnsi="나눔고딕" w:cs="나눔고딕"/>
+              </w:rPr>
+              <w:t>1</w:t>
+            </w:r>
+            <w:r>
+              <w:rPr>
+                <w:rFonts w:ascii="나눔고딕" w:eastAsia="나눔고딕" w:hAnsi="나눔고딕" w:cs="나눔고딕" w:hint="eastAsia"/>
+                <w:lang w:eastAsia="ko-KR"/>
+              </w:rPr>
+              <w:t>7</w:t>
+            </w:r>
+            <w:r>
+              <w:rPr>
+                <w:rFonts w:ascii="나눔고딕" w:eastAsia="나눔고딕" w:hAnsi="나눔고딕" w:cs="나눔고딕"/>
+              </w:rPr>
+              <w:t>:30 ~ 1</w:t>
+            </w:r>
+            <w:r>
+              <w:rPr>
+                <w:rFonts w:ascii="나눔고딕" w:eastAsia="나눔고딕" w:hAnsi="나눔고딕" w:cs="나눔고딕" w:hint="eastAsia"/>
+                <w:lang w:eastAsia="ko-KR"/>
+              </w:rPr>
+              <w:t>8</w:t>
+            </w:r>
+            <w:r>
+              <w:rPr>
+                <w:rFonts w:ascii="나눔고딕" w:eastAsia="나눔고딕" w:hAnsi="나눔고딕" w:cs="나눔고딕"/>
+              </w:rPr>
+              <w:t>:00</w:t>
+            </w:r>
+          </w:p>
+        </w:tc>
+      </w:tr>
+      <w:tr>
+        <w:tc>
+          <w:tcPr>
+            <w:tcW w:w="2260" w:type="dxa"/>
+            <w:tcMar>
+              <w:left w:w="0" w:type="dxa"/>
+              <w:right w:w="0" w:type="dxa"/>
+            </w:tcMar>
+            <w:vAlign w:val="center"/>
+          </w:tcPr>
+          <w:p>
+            <w:pPr>
+              <w:spacing w:after="0" w:line="288" w:lineRule="auto"/>
+              <w:jc w:val="center"/>
+              <w:rPr>
+                <w:rFonts w:ascii="나눔고딕" w:eastAsia="나눔고딕" w:hAnsi="나눔고딕" w:cs="나눔고딕"/>
+                <w:color w:val="000000"/>
+              </w:rPr>
+            </w:pPr>
+          </w:p>
+        </w:tc>
+        <w:tc>
+          <w:tcPr>
+            <w:tcW w:w="2257" w:type="dxa"/>
+            <w:tcMar>
+              <w:left w:w="0" w:type="dxa"/>
+              <w:right w:w="0" w:type="dxa"/>
+            </w:tcMar>
+            <w:vAlign w:val="center"/>
+          </w:tcPr>
+          <w:p>
+            <w:pPr>
+              <w:spacing w:after="0" w:line="288" w:lineRule="auto"/>
+              <w:jc w:val="center"/>
+              <w:rPr>
+                <w:rFonts w:ascii="나눔고딕" w:eastAsia="나눔고딕" w:hAnsi="나눔고딕" w:cs="나눔고딕"/>
+                <w:color w:val="000000"/>
+              </w:rPr>
+            </w:pPr>
+          </w:p>
+        </w:tc>
+        <w:tc>
+          <w:tcPr>
+            <w:tcW w:w="2257" w:type="dxa"/>
+            <w:tcMar>
+              <w:left w:w="0" w:type="dxa"/>
+              <w:right w:w="0" w:type="dxa"/>
+            </w:tcMar>
+            <w:vAlign w:val="center"/>
+          </w:tcPr>
+          <w:p>
+            <w:pPr>
+              <w:spacing w:after="0" w:line="288" w:lineRule="auto"/>
+              <w:jc w:val="center"/>
+              <w:rPr>
+                <w:rFonts w:ascii="나눔고딕" w:eastAsia="나눔고딕" w:hAnsi="나눔고딕" w:cs="나눔고딕"/>
+                <w:color w:val="000000"/>
+              </w:rPr>
+            </w:pPr>
+          </w:p>
+        </w:tc>
+        <w:tc>
+          <w:tcPr>
+            <w:tcW w:w="2257" w:type="dxa"/>
+            <w:tcMar>
+              <w:left w:w="0" w:type="dxa"/>
+              <w:right w:w="0" w:type="dxa"/>
+            </w:tcMar>
+            <w:vAlign w:val="center"/>
+          </w:tcPr>
+          <w:p>
+            <w:pPr>
+              <w:spacing w:after="0" w:line="288" w:lineRule="auto"/>
+              <w:jc w:val="center"/>
+              <w:rPr>
+                <w:rFonts w:ascii="나눔고딕" w:eastAsia="나눔고딕" w:hAnsi="나눔고딕" w:cs="나눔고딕"/>
+                <w:color w:val="000000"/>
+              </w:rPr>
+            </w:pPr>
           </w:p>
         </w:tc>
       </w:tr>
@@ -4918,7 +5608,7 @@
                 <w:szCs w:val="22"/>
                 <w:lang w:eastAsia="ko-KR"/>
               </w:rPr>
-              <w:t>9</w:t>
+              <w:t>3</w:t>
             </w:r>
             <w:r>
               <w:rPr>
@@ -4939,7 +5629,7 @@
                 <w:szCs w:val="22"/>
                 <w:lang w:eastAsia="ko-KR"/>
               </w:rPr>
-              <w:t>3</w:t>
+              <w:t>4</w:t>
             </w:r>
             <w:r>
               <w:rPr>
@@ -5341,7 +6031,7 @@
               <w:spacing w:after="0" w:line="288" w:lineRule="auto"/>
               <w:jc w:val="center"/>
               <w:rPr>
-                <w:rFonts w:ascii="나눔고딕" w:eastAsia="나눔고딕" w:hAnsi="나눔고딕" w:cs="나눔고딕" w:hint="eastAsia"/>
+                <w:rFonts w:ascii="나눔고딕" w:eastAsia="나눔고딕" w:hAnsi="나눔고딕" w:cs="나눔고딕"/>
                 <w:lang w:eastAsia="ko-KR"/>
               </w:rPr>
             </w:pPr>
@@ -5580,7 +6270,7 @@
               <w:spacing w:after="0" w:line="288" w:lineRule="auto"/>
               <w:jc w:val="center"/>
               <w:rPr>
-                <w:rFonts w:ascii="나눔고딕" w:eastAsia="나눔고딕" w:hAnsi="나눔고딕" w:cs="나눔고딕" w:hint="eastAsia"/>
+                <w:rFonts w:ascii="나눔고딕" w:eastAsia="나눔고딕" w:hAnsi="나눔고딕" w:cs="나눔고딕"/>
                 <w:lang w:eastAsia="ko-KR"/>
               </w:rPr>
             </w:pPr>
@@ -5621,7 +6311,7 @@
               <w:spacing w:after="0" w:line="288" w:lineRule="auto"/>
               <w:jc w:val="center"/>
               <w:rPr>
-                <w:rFonts w:ascii="나눔고딕" w:eastAsia="나눔고딕" w:hAnsi="나눔고딕" w:cs="나눔고딕" w:hint="eastAsia"/>
+                <w:rFonts w:ascii="나눔고딕" w:eastAsia="나눔고딕" w:hAnsi="나눔고딕" w:cs="나눔고딕"/>
                 <w:lang w:eastAsia="ko-KR"/>
               </w:rPr>
             </w:pPr>
@@ -5673,7 +6363,7 @@
               <w:spacing w:after="0" w:line="288" w:lineRule="auto"/>
               <w:jc w:val="center"/>
               <w:rPr>
-                <w:rFonts w:ascii="나눔고딕" w:eastAsia="나눔고딕" w:hAnsi="나눔고딕" w:cs="나눔고딕" w:hint="eastAsia"/>
+                <w:rFonts w:ascii="나눔고딕" w:eastAsia="나눔고딕" w:hAnsi="나눔고딕" w:cs="나눔고딕"/>
                 <w:lang w:eastAsia="ko-KR"/>
               </w:rPr>
             </w:pPr>
@@ -5725,7 +6415,7 @@
               <w:spacing w:after="0" w:line="288" w:lineRule="auto"/>
               <w:jc w:val="center"/>
               <w:rPr>
-                <w:rFonts w:ascii="나눔고딕" w:eastAsia="나눔고딕" w:hAnsi="나눔고딕" w:cs="나눔고딕" w:hint="eastAsia"/>
+                <w:rFonts w:ascii="나눔고딕" w:eastAsia="나눔고딕" w:hAnsi="나눔고딕" w:cs="나눔고딕"/>
                 <w:lang w:eastAsia="ko-KR"/>
               </w:rPr>
             </w:pPr>
@@ -5777,7 +6467,7 @@
               <w:spacing w:after="0" w:line="288" w:lineRule="auto"/>
               <w:jc w:val="center"/>
               <w:rPr>
-                <w:rFonts w:ascii="나눔고딕" w:eastAsia="나눔고딕" w:hAnsi="나눔고딕" w:cs="나눔고딕" w:hint="eastAsia"/>
+                <w:rFonts w:ascii="나눔고딕" w:eastAsia="나눔고딕" w:hAnsi="나눔고딕" w:cs="나눔고딕"/>
                 <w:lang w:eastAsia="ko-KR"/>
               </w:rPr>
             </w:pPr>
@@ -5924,7 +6614,7 @@
                 <w:szCs w:val="22"/>
                 <w:lang w:eastAsia="ko-KR"/>
               </w:rPr>
-              <w:t>9</w:t>
+              <w:t>3</w:t>
             </w:r>
             <w:r>
               <w:rPr>
@@ -5945,7 +6635,7 @@
                 <w:szCs w:val="22"/>
                 <w:lang w:eastAsia="ko-KR"/>
               </w:rPr>
-              <w:t>4</w:t>
+              <w:t>5</w:t>
             </w:r>
             <w:r>
               <w:rPr>
@@ -6998,7 +7688,17 @@
           <w:szCs w:val="22"/>
           <w:lang w:eastAsia="ko-KR"/>
         </w:rPr>
-        <w:t>28</w:t>
+        <w:t>2</w:t>
+      </w:r>
+      <w:r>
+        <w:rPr>
+          <w:rFonts w:ascii="나눔고딕" w:eastAsia="나눔고딕" w:hAnsi="나눔고딕" w:cs="나눔고딕" w:hint="eastAsia"/>
+          <w:b/>
+          <w:sz w:val="22"/>
+          <w:szCs w:val="22"/>
+          <w:lang w:eastAsia="ko-KR"/>
+        </w:rPr>
+        <w:t>9</w:t>
       </w:r>
       <w:r>
         <w:rPr>
@@ -7138,14 +7838,14 @@
       </w:r>
       <w:r>
         <w:rPr>
-          <w:rFonts w:ascii="나눔고딕" w:eastAsia="나눔고딕" w:hAnsi="나눔고딕" w:cs="나눔고딕"/>
+          <w:rFonts w:ascii="나눔고딕" w:eastAsia="나눔고딕" w:hAnsi="나눔고딕" w:cs="나눔고딕" w:hint="eastAsia"/>
           <w:color w:val="000000"/>
           <w:sz w:val="22"/>
           <w:szCs w:val="22"/>
           <w:u w:val="single"/>
           <w:lang w:eastAsia="ko-KR"/>
         </w:rPr>
-        <w:t>5</w:t>
+        <w:t>6</w:t>
       </w:r>
       <w:r>
         <w:rPr>
@@ -7167,7 +7867,7 @@
           <w:u w:val="single"/>
           <w:lang w:eastAsia="ko-KR"/>
         </w:rPr>
-        <w:t>9</w:t>
+        <w:t>3</w:t>
       </w:r>
       <w:r>
         <w:rPr>
@@ -7200,7 +7900,7 @@
           <w:u w:val="single"/>
           <w:lang w:eastAsia="ko-KR"/>
         </w:rPr>
-        <w:t>3</w:t>
+        <w:t>1</w:t>
       </w:r>
       <w:r>
         <w:rPr>
@@ -7222,7 +7922,7 @@
           <w:u w:val="single"/>
           <w:lang w:eastAsia="ko-KR"/>
         </w:rPr>
-        <w:t>토</w:t>
+        <w:t>수</w:t>
       </w:r>
       <w:r>
         <w:rPr>
@@ -7244,7 +7944,18 @@
           <w:u w:val="single"/>
           <w:lang w:eastAsia="ko-KR"/>
         </w:rPr>
-        <w:t>13</w:t>
+        <w:t>2</w:t>
+      </w:r>
+      <w:r>
+        <w:rPr>
+          <w:rFonts w:ascii="나눔고딕" w:eastAsia="나눔고딕" w:hAnsi="나눔고딕" w:cs="나눔고딕" w:hint="eastAsia"/>
+          <w:color w:val="000000"/>
+          <w:sz w:val="22"/>
+          <w:szCs w:val="22"/>
+          <w:u w:val="single"/>
+          <w:lang w:eastAsia="ko-KR"/>
+        </w:rPr>
+        <w:t>3</w:t>
       </w:r>
       <w:r>
         <w:rPr>
@@ -7273,7 +7984,7 @@
         <w:spacing w:after="0" w:line="288" w:lineRule="auto"/>
         <w:jc w:val="center"/>
         <w:rPr>
-          <w:rFonts w:ascii="나눔고딕" w:eastAsia="나눔고딕" w:hAnsi="나눔고딕" w:cs="나눔고딕"/>
+          <w:rFonts w:ascii="나눔고딕" w:eastAsia="나눔고딕" w:hAnsi="나눔고딕" w:cs="나눔고딕" w:hint="eastAsia"/>
           <w:color w:val="000000"/>
           <w:sz w:val="22"/>
           <w:szCs w:val="22"/>
@@ -7310,19 +8021,6 @@
         </w:rPr>
         <w:t>주시기 바랍니다. 지원해 주셔서 감사합니다.</w:t>
       </w:r>
-    </w:p>
-    <w:p>
-      <w:pPr>
-        <w:spacing w:after="0" w:line="288" w:lineRule="auto"/>
-        <w:jc w:val="center"/>
-        <w:rPr>
-          <w:rFonts w:ascii="나눔고딕" w:eastAsia="나눔고딕" w:hAnsi="나눔고딕" w:cs="나눔고딕"/>
-          <w:color w:val="000000"/>
-          <w:sz w:val="22"/>
-          <w:szCs w:val="22"/>
-          <w:lang w:eastAsia="ko-KR"/>
-        </w:rPr>
-      </w:pPr>
     </w:p>
     <w:sectPr>
       <w:headerReference w:type="even" r:id="rId9"/>
